--- a/Term Project/TP02 - Team Project Evaluation.docx
+++ b/Term Project/TP02 - Team Project Evaluation.docx
@@ -1,6 +1,6 @@
 
 <file path=word/document.xml><?xml version="1.0" encoding="utf-8"?>
-<w:document xmlns:wpc="http://schemas.microsoft.com/office/word/2010/wordprocessingCanvas" xmlns:cx="http://schemas.microsoft.com/office/drawing/2014/chartex" xmlns:cx1="http://schemas.microsoft.com/office/drawing/2015/9/8/chartex" xmlns:cx2="http://schemas.microsoft.com/office/drawing/2015/10/21/chartex" xmlns:cx3="http://schemas.microsoft.com/office/drawing/2016/5/9/chartex" xmlns:cx4="http://schemas.microsoft.com/office/drawing/2016/5/10/chartex" xmlns:cx5="http://schemas.microsoft.com/office/drawing/2016/5/11/chartex" xmlns:cx6="http://schemas.microsoft.com/office/drawing/2016/5/12/chartex" xmlns:cx7="http://schemas.microsoft.com/office/drawing/2016/5/13/chartex" xmlns:cx8="http://schemas.microsoft.com/office/drawing/2016/5/14/chartex" xmlns:mc="http://schemas.openxmlformats.org/markup-compatibility/2006" xmlns:aink="http://schemas.microsoft.com/office/drawing/2016/ink" xmlns:am3d="http://schemas.microsoft.com/office/drawing/2017/model3d" xmlns:o="urn:schemas-microsoft-com:office:office" xmlns:oel="http://schemas.microsoft.com/office/2019/extlst" xmlns:r="http://schemas.openxmlformats.org/officeDocument/2006/relationships" xmlns:m="http://schemas.openxmlformats.org/officeDocument/2006/math" xmlns:v="urn:schemas-microsoft-com:vml" xmlns:wp14="http://schemas.microsoft.com/office/word/2010/wordprocessingDrawing" xmlns:wp="http://schemas.openxmlformats.org/drawingml/2006/wordprocessingDrawing" xmlns:w10="urn:schemas-microsoft-com:office:word" xmlns:w="http://schemas.openxmlformats.org/wordprocessingml/2006/main" xmlns:w14="http://schemas.microsoft.com/office/word/2010/wordml" xmlns:w15="http://schemas.microsoft.com/office/word/2012/wordml" xmlns:w16cex="http://schemas.microsoft.com/office/word/2018/wordml/cex" xmlns:w16cid="http://schemas.microsoft.com/office/word/2016/wordml/cid" xmlns:w16="http://schemas.microsoft.com/office/word/2018/wordml" xmlns:w16sdtdh="http://schemas.microsoft.com/office/word/2020/wordml/sdtdatahash" xmlns:w16se="http://schemas.microsoft.com/office/word/2015/wordml/symex" xmlns:wpg="http://schemas.microsoft.com/office/word/2010/wordprocessingGroup" xmlns:wpi="http://schemas.microsoft.com/office/word/2010/wordprocessingInk" xmlns:wne="http://schemas.microsoft.com/office/word/2006/wordml" xmlns:wps="http://schemas.microsoft.com/office/word/2010/wordprocessingShape" mc:Ignorable="w14 w15 w16se w16cid w16 w16cex w16sdtdh wp14">
+<w:document xmlns:wpc="http://schemas.microsoft.com/office/word/2010/wordprocessingCanvas" xmlns:cx="http://schemas.microsoft.com/office/drawing/2014/chartex" xmlns:cx1="http://schemas.microsoft.com/office/drawing/2015/9/8/chartex" xmlns:cx2="http://schemas.microsoft.com/office/drawing/2015/10/21/chartex" xmlns:cx3="http://schemas.microsoft.com/office/drawing/2016/5/9/chartex" xmlns:cx4="http://schemas.microsoft.com/office/drawing/2016/5/10/chartex" xmlns:cx5="http://schemas.microsoft.com/office/drawing/2016/5/11/chartex" xmlns:cx6="http://schemas.microsoft.com/office/drawing/2016/5/12/chartex" xmlns:cx7="http://schemas.microsoft.com/office/drawing/2016/5/13/chartex" xmlns:cx8="http://schemas.microsoft.com/office/drawing/2016/5/14/chartex" xmlns:mc="http://schemas.openxmlformats.org/markup-compatibility/2006" xmlns:aink="http://schemas.microsoft.com/office/drawing/2016/ink" xmlns:am3d="http://schemas.microsoft.com/office/drawing/2017/model3d" xmlns:o="urn:schemas-microsoft-com:office:office" xmlns:oel="http://schemas.microsoft.com/office/2019/extlst" xmlns:r="http://schemas.openxmlformats.org/officeDocument/2006/relationships" xmlns:m="http://schemas.openxmlformats.org/officeDocument/2006/math" xmlns:v="urn:schemas-microsoft-com:vml" xmlns:wp14="http://schemas.microsoft.com/office/word/2010/wordprocessingDrawing" xmlns:wp="http://schemas.openxmlformats.org/drawingml/2006/wordprocessingDrawing" xmlns:w10="urn:schemas-microsoft-com:office:word" xmlns:w="http://schemas.openxmlformats.org/wordprocessingml/2006/main" xmlns:w14="http://schemas.microsoft.com/office/word/2010/wordml" xmlns:w15="http://schemas.microsoft.com/office/word/2012/wordml" xmlns:w16cex="http://schemas.microsoft.com/office/word/2018/wordml/cex" xmlns:w16cid="http://schemas.microsoft.com/office/word/2016/wordml/cid" xmlns:w16="http://schemas.microsoft.com/office/word/2018/wordml" xmlns:w16du="http://schemas.microsoft.com/office/word/2023/wordml/word16du" xmlns:w16sdtdh="http://schemas.microsoft.com/office/word/2020/wordml/sdtdatahash" xmlns:w16sdtfl="http://schemas.microsoft.com/office/word/2024/wordml/sdtformatlock" xmlns:w16se="http://schemas.microsoft.com/office/word/2015/wordml/symex" xmlns:wpg="http://schemas.microsoft.com/office/word/2010/wordprocessingGroup" xmlns:wpi="http://schemas.microsoft.com/office/word/2010/wordprocessingInk" xmlns:wne="http://schemas.microsoft.com/office/word/2006/wordml" xmlns:wps="http://schemas.microsoft.com/office/word/2010/wordprocessingShape" mc:Ignorable="w14 w15 w16se w16cid w16 w16cex w16sdtdh w16sdtfl w16du wp14">
   <w:body>
     <w:p>
       <w:pPr>
@@ -71,13 +71,37 @@
         <w:rPr>
           <w:rFonts w:asciiTheme="majorHAnsi" w:hAnsiTheme="majorHAnsi" w:cstheme="majorHAnsi"/>
         </w:rPr>
-        <w:t>Your name ____________________________________________________</w:t>
-      </w:r>
-      <w:r>
-        <w:rPr>
-          <w:rFonts w:asciiTheme="majorHAnsi" w:hAnsiTheme="majorHAnsi" w:cstheme="majorHAnsi"/>
-        </w:rPr>
-        <w:t>.          TEAM # ______________________</w:t>
+        <w:t>Your name _</w:t>
+      </w:r>
+      <w:r>
+        <w:rPr>
+          <w:rFonts w:asciiTheme="majorHAnsi" w:hAnsiTheme="majorHAnsi" w:cstheme="majorHAnsi"/>
+        </w:rPr>
+        <w:t>David Alexandro Garcia Morales</w:t>
+      </w:r>
+      <w:r>
+        <w:rPr>
+          <w:rFonts w:asciiTheme="majorHAnsi" w:hAnsiTheme="majorHAnsi" w:cstheme="majorHAnsi"/>
+        </w:rPr>
+        <w:t>____________________________________</w:t>
+      </w:r>
+      <w:r>
+        <w:rPr>
+          <w:rFonts w:asciiTheme="majorHAnsi" w:hAnsiTheme="majorHAnsi" w:cstheme="majorHAnsi"/>
+        </w:rPr>
+        <w:t>.          TEAM # _</w:t>
+      </w:r>
+      <w:r>
+        <w:rPr>
+          <w:rFonts w:asciiTheme="majorHAnsi" w:hAnsiTheme="majorHAnsi" w:cstheme="majorHAnsi"/>
+        </w:rPr>
+        <w:t>Pycoders</w:t>
+      </w:r>
+      <w:r>
+        <w:rPr>
+          <w:rFonts w:asciiTheme="majorHAnsi" w:hAnsiTheme="majorHAnsi" w:cstheme="majorHAnsi"/>
+        </w:rPr>
+        <w:t>______________</w:t>
       </w:r>
     </w:p>
     <w:p>
@@ -162,6 +186,12 @@
                 <w:rFonts w:asciiTheme="majorHAnsi" w:hAnsiTheme="majorHAnsi" w:cstheme="majorHAnsi"/>
               </w:rPr>
             </w:pPr>
+            <w:r>
+              <w:rPr>
+                <w:rFonts w:asciiTheme="majorHAnsi" w:hAnsiTheme="majorHAnsi" w:cstheme="majorHAnsi"/>
+              </w:rPr>
+              <w:t>Alex (Me)</w:t>
+            </w:r>
           </w:p>
           <w:p>
             <w:pPr>
@@ -194,6 +224,14 @@
                 <w:rFonts w:asciiTheme="majorHAnsi" w:hAnsiTheme="majorHAnsi" w:cstheme="majorHAnsi"/>
               </w:rPr>
             </w:pPr>
+            <w:proofErr w:type="spellStart"/>
+            <w:r>
+              <w:rPr>
+                <w:rFonts w:asciiTheme="majorHAnsi" w:hAnsiTheme="majorHAnsi" w:cstheme="majorHAnsi"/>
+              </w:rPr>
+              <w:t>Swany</w:t>
+            </w:r>
+            <w:proofErr w:type="spellEnd"/>
           </w:p>
         </w:tc>
         <w:tc>
@@ -211,6 +249,19 @@
                 <w:rFonts w:asciiTheme="majorHAnsi" w:hAnsiTheme="majorHAnsi" w:cstheme="majorHAnsi"/>
               </w:rPr>
               <w:t>Group member:</w:t>
+            </w:r>
+          </w:p>
+          <w:p>
+            <w:pPr>
+              <w:rPr>
+                <w:rFonts w:asciiTheme="majorHAnsi" w:hAnsiTheme="majorHAnsi" w:cstheme="majorHAnsi"/>
+              </w:rPr>
+            </w:pPr>
+            <w:r>
+              <w:rPr>
+                <w:rFonts w:asciiTheme="majorHAnsi" w:hAnsiTheme="majorHAnsi" w:cstheme="majorHAnsi"/>
+              </w:rPr>
+              <w:t>Svetlana</w:t>
             </w:r>
           </w:p>
         </w:tc>
@@ -269,6 +320,12 @@
                 <w:rFonts w:asciiTheme="majorHAnsi" w:hAnsiTheme="majorHAnsi" w:cstheme="majorHAnsi"/>
               </w:rPr>
             </w:pPr>
+            <w:r>
+              <w:rPr>
+                <w:rFonts w:asciiTheme="majorHAnsi" w:hAnsiTheme="majorHAnsi" w:cstheme="majorHAnsi"/>
+              </w:rPr>
+              <w:t>4</w:t>
+            </w:r>
           </w:p>
         </w:tc>
         <w:tc>
@@ -281,6 +338,12 @@
                 <w:rFonts w:asciiTheme="majorHAnsi" w:hAnsiTheme="majorHAnsi" w:cstheme="majorHAnsi"/>
               </w:rPr>
             </w:pPr>
+            <w:r>
+              <w:rPr>
+                <w:rFonts w:asciiTheme="majorHAnsi" w:hAnsiTheme="majorHAnsi" w:cstheme="majorHAnsi"/>
+              </w:rPr>
+              <w:t>4</w:t>
+            </w:r>
           </w:p>
         </w:tc>
         <w:tc>
@@ -293,6 +356,12 @@
                 <w:rFonts w:asciiTheme="majorHAnsi" w:hAnsiTheme="majorHAnsi" w:cstheme="majorHAnsi"/>
               </w:rPr>
             </w:pPr>
+            <w:r>
+              <w:rPr>
+                <w:rFonts w:asciiTheme="majorHAnsi" w:hAnsiTheme="majorHAnsi" w:cstheme="majorHAnsi"/>
+              </w:rPr>
+              <w:t>4</w:t>
+            </w:r>
           </w:p>
         </w:tc>
         <w:tc>
@@ -344,6 +413,12 @@
                 <w:rFonts w:asciiTheme="majorHAnsi" w:hAnsiTheme="majorHAnsi" w:cstheme="majorHAnsi"/>
               </w:rPr>
             </w:pPr>
+            <w:r>
+              <w:rPr>
+                <w:rFonts w:asciiTheme="majorHAnsi" w:hAnsiTheme="majorHAnsi" w:cstheme="majorHAnsi"/>
+              </w:rPr>
+              <w:t>4</w:t>
+            </w:r>
           </w:p>
         </w:tc>
         <w:tc>
@@ -356,6 +431,12 @@
                 <w:rFonts w:asciiTheme="majorHAnsi" w:hAnsiTheme="majorHAnsi" w:cstheme="majorHAnsi"/>
               </w:rPr>
             </w:pPr>
+            <w:r>
+              <w:rPr>
+                <w:rFonts w:asciiTheme="majorHAnsi" w:hAnsiTheme="majorHAnsi" w:cstheme="majorHAnsi"/>
+              </w:rPr>
+              <w:t>4</w:t>
+            </w:r>
           </w:p>
         </w:tc>
         <w:tc>
@@ -368,6 +449,12 @@
                 <w:rFonts w:asciiTheme="majorHAnsi" w:hAnsiTheme="majorHAnsi" w:cstheme="majorHAnsi"/>
               </w:rPr>
             </w:pPr>
+            <w:r>
+              <w:rPr>
+                <w:rFonts w:asciiTheme="majorHAnsi" w:hAnsiTheme="majorHAnsi" w:cstheme="majorHAnsi"/>
+              </w:rPr>
+              <w:t>4</w:t>
+            </w:r>
           </w:p>
         </w:tc>
         <w:tc>
@@ -419,6 +506,12 @@
                 <w:rFonts w:asciiTheme="majorHAnsi" w:hAnsiTheme="majorHAnsi" w:cstheme="majorHAnsi"/>
               </w:rPr>
             </w:pPr>
+            <w:r>
+              <w:rPr>
+                <w:rFonts w:asciiTheme="majorHAnsi" w:hAnsiTheme="majorHAnsi" w:cstheme="majorHAnsi"/>
+              </w:rPr>
+              <w:t>4</w:t>
+            </w:r>
           </w:p>
         </w:tc>
         <w:tc>
@@ -431,6 +524,12 @@
                 <w:rFonts w:asciiTheme="majorHAnsi" w:hAnsiTheme="majorHAnsi" w:cstheme="majorHAnsi"/>
               </w:rPr>
             </w:pPr>
+            <w:r>
+              <w:rPr>
+                <w:rFonts w:asciiTheme="majorHAnsi" w:hAnsiTheme="majorHAnsi" w:cstheme="majorHAnsi"/>
+              </w:rPr>
+              <w:t>4</w:t>
+            </w:r>
           </w:p>
         </w:tc>
         <w:tc>
@@ -443,6 +542,12 @@
                 <w:rFonts w:asciiTheme="majorHAnsi" w:hAnsiTheme="majorHAnsi" w:cstheme="majorHAnsi"/>
               </w:rPr>
             </w:pPr>
+            <w:r>
+              <w:rPr>
+                <w:rFonts w:asciiTheme="majorHAnsi" w:hAnsiTheme="majorHAnsi" w:cstheme="majorHAnsi"/>
+              </w:rPr>
+              <w:t>4</w:t>
+            </w:r>
           </w:p>
         </w:tc>
         <w:tc>
@@ -494,6 +599,12 @@
                 <w:rFonts w:asciiTheme="majorHAnsi" w:hAnsiTheme="majorHAnsi" w:cstheme="majorHAnsi"/>
               </w:rPr>
             </w:pPr>
+            <w:r>
+              <w:rPr>
+                <w:rFonts w:asciiTheme="majorHAnsi" w:hAnsiTheme="majorHAnsi" w:cstheme="majorHAnsi"/>
+              </w:rPr>
+              <w:t>4</w:t>
+            </w:r>
           </w:p>
         </w:tc>
         <w:tc>
@@ -506,6 +617,12 @@
                 <w:rFonts w:asciiTheme="majorHAnsi" w:hAnsiTheme="majorHAnsi" w:cstheme="majorHAnsi"/>
               </w:rPr>
             </w:pPr>
+            <w:r>
+              <w:rPr>
+                <w:rFonts w:asciiTheme="majorHAnsi" w:hAnsiTheme="majorHAnsi" w:cstheme="majorHAnsi"/>
+              </w:rPr>
+              <w:t>4</w:t>
+            </w:r>
           </w:p>
         </w:tc>
         <w:tc>
@@ -518,6 +635,12 @@
                 <w:rFonts w:asciiTheme="majorHAnsi" w:hAnsiTheme="majorHAnsi" w:cstheme="majorHAnsi"/>
               </w:rPr>
             </w:pPr>
+            <w:r>
+              <w:rPr>
+                <w:rFonts w:asciiTheme="majorHAnsi" w:hAnsiTheme="majorHAnsi" w:cstheme="majorHAnsi"/>
+              </w:rPr>
+              <w:t>4</w:t>
+            </w:r>
           </w:p>
         </w:tc>
         <w:tc>
@@ -569,6 +692,12 @@
                 <w:rFonts w:asciiTheme="majorHAnsi" w:hAnsiTheme="majorHAnsi" w:cstheme="majorHAnsi"/>
               </w:rPr>
             </w:pPr>
+            <w:r>
+              <w:rPr>
+                <w:rFonts w:asciiTheme="majorHAnsi" w:hAnsiTheme="majorHAnsi" w:cstheme="majorHAnsi"/>
+              </w:rPr>
+              <w:t>4</w:t>
+            </w:r>
           </w:p>
         </w:tc>
         <w:tc>
@@ -581,6 +710,12 @@
                 <w:rFonts w:asciiTheme="majorHAnsi" w:hAnsiTheme="majorHAnsi" w:cstheme="majorHAnsi"/>
               </w:rPr>
             </w:pPr>
+            <w:r>
+              <w:rPr>
+                <w:rFonts w:asciiTheme="majorHAnsi" w:hAnsiTheme="majorHAnsi" w:cstheme="majorHAnsi"/>
+              </w:rPr>
+              <w:t>4</w:t>
+            </w:r>
           </w:p>
         </w:tc>
         <w:tc>
@@ -593,6 +728,12 @@
                 <w:rFonts w:asciiTheme="majorHAnsi" w:hAnsiTheme="majorHAnsi" w:cstheme="majorHAnsi"/>
               </w:rPr>
             </w:pPr>
+            <w:r>
+              <w:rPr>
+                <w:rFonts w:asciiTheme="majorHAnsi" w:hAnsiTheme="majorHAnsi" w:cstheme="majorHAnsi"/>
+              </w:rPr>
+              <w:t>4</w:t>
+            </w:r>
           </w:p>
         </w:tc>
         <w:tc>
@@ -644,6 +785,12 @@
                 <w:rFonts w:asciiTheme="majorHAnsi" w:hAnsiTheme="majorHAnsi" w:cstheme="majorHAnsi"/>
               </w:rPr>
             </w:pPr>
+            <w:r>
+              <w:rPr>
+                <w:rFonts w:asciiTheme="majorHAnsi" w:hAnsiTheme="majorHAnsi" w:cstheme="majorHAnsi"/>
+              </w:rPr>
+              <w:t>4</w:t>
+            </w:r>
           </w:p>
         </w:tc>
         <w:tc>
@@ -656,6 +803,12 @@
                 <w:rFonts w:asciiTheme="majorHAnsi" w:hAnsiTheme="majorHAnsi" w:cstheme="majorHAnsi"/>
               </w:rPr>
             </w:pPr>
+            <w:r>
+              <w:rPr>
+                <w:rFonts w:asciiTheme="majorHAnsi" w:hAnsiTheme="majorHAnsi" w:cstheme="majorHAnsi"/>
+              </w:rPr>
+              <w:t>4</w:t>
+            </w:r>
           </w:p>
         </w:tc>
         <w:tc>
@@ -668,6 +821,12 @@
                 <w:rFonts w:asciiTheme="majorHAnsi" w:hAnsiTheme="majorHAnsi" w:cstheme="majorHAnsi"/>
               </w:rPr>
             </w:pPr>
+            <w:r>
+              <w:rPr>
+                <w:rFonts w:asciiTheme="majorHAnsi" w:hAnsiTheme="majorHAnsi" w:cstheme="majorHAnsi"/>
+              </w:rPr>
+              <w:t>4</w:t>
+            </w:r>
           </w:p>
         </w:tc>
         <w:tc>
@@ -713,6 +872,12 @@
                 <w:rFonts w:asciiTheme="majorHAnsi" w:hAnsiTheme="majorHAnsi" w:cstheme="majorHAnsi"/>
               </w:rPr>
             </w:pPr>
+            <w:r>
+              <w:rPr>
+                <w:rFonts w:asciiTheme="majorHAnsi" w:hAnsiTheme="majorHAnsi" w:cstheme="majorHAnsi"/>
+              </w:rPr>
+              <w:t>24</w:t>
+            </w:r>
           </w:p>
           <w:p>
             <w:pPr>
@@ -732,6 +897,12 @@
                 <w:rFonts w:asciiTheme="majorHAnsi" w:hAnsiTheme="majorHAnsi" w:cstheme="majorHAnsi"/>
               </w:rPr>
             </w:pPr>
+            <w:r>
+              <w:rPr>
+                <w:rFonts w:asciiTheme="majorHAnsi" w:hAnsiTheme="majorHAnsi" w:cstheme="majorHAnsi"/>
+              </w:rPr>
+              <w:t>24</w:t>
+            </w:r>
           </w:p>
         </w:tc>
         <w:tc>
@@ -744,6 +915,12 @@
                 <w:rFonts w:asciiTheme="majorHAnsi" w:hAnsiTheme="majorHAnsi" w:cstheme="majorHAnsi"/>
               </w:rPr>
             </w:pPr>
+            <w:r>
+              <w:rPr>
+                <w:rFonts w:asciiTheme="majorHAnsi" w:hAnsiTheme="majorHAnsi" w:cstheme="majorHAnsi"/>
+              </w:rPr>
+              <w:t>24</w:t>
+            </w:r>
           </w:p>
         </w:tc>
         <w:tc>
@@ -826,6 +1003,12 @@
           <w:rFonts w:asciiTheme="majorHAnsi" w:hAnsiTheme="majorHAnsi" w:cstheme="majorHAnsi"/>
         </w:rPr>
       </w:pPr>
+      <w:r>
+        <w:rPr>
+          <w:rFonts w:asciiTheme="majorHAnsi" w:hAnsiTheme="majorHAnsi" w:cstheme="majorHAnsi"/>
+        </w:rPr>
+        <w:t>We worked effectively once we overcame our biggest struggle which was getting together within our difficult calendar, once this was achieved it was smooth sailing.</w:t>
+      </w:r>
     </w:p>
     <w:p>
       <w:pPr>
@@ -901,6 +1084,26 @@
           <w:rFonts w:asciiTheme="majorHAnsi" w:hAnsiTheme="majorHAnsi" w:cstheme="majorHAnsi"/>
         </w:rPr>
       </w:pPr>
+      <w:r>
+        <w:rPr>
+          <w:rFonts w:asciiTheme="majorHAnsi" w:hAnsiTheme="majorHAnsi" w:cstheme="majorHAnsi"/>
+        </w:rPr>
+        <w:t xml:space="preserve">Yes, </w:t>
+      </w:r>
+      <w:proofErr w:type="spellStart"/>
+      <w:r>
+        <w:rPr>
+          <w:rFonts w:asciiTheme="majorHAnsi" w:hAnsiTheme="majorHAnsi" w:cstheme="majorHAnsi"/>
+        </w:rPr>
+        <w:t>Swany’s</w:t>
+      </w:r>
+      <w:proofErr w:type="spellEnd"/>
+      <w:r>
+        <w:rPr>
+          <w:rFonts w:asciiTheme="majorHAnsi" w:hAnsiTheme="majorHAnsi" w:cstheme="majorHAnsi"/>
+        </w:rPr>
+        <w:t xml:space="preserve"> behavior was very valuable to the team since she was the first trike of initiative for getting together and continue building upon the project.</w:t>
+      </w:r>
     </w:p>
     <w:p>
       <w:pPr>
@@ -983,49 +1186,26 @@
           <w:rFonts w:asciiTheme="majorHAnsi" w:hAnsiTheme="majorHAnsi" w:cstheme="majorHAnsi"/>
         </w:rPr>
       </w:pPr>
-    </w:p>
-    <w:p>
-      <w:pPr>
-        <w:rPr>
-          <w:rFonts w:asciiTheme="majorHAnsi" w:hAnsiTheme="majorHAnsi" w:cstheme="majorHAnsi"/>
-        </w:rPr>
-      </w:pPr>
-    </w:p>
-    <w:p>
-      <w:pPr>
-        <w:rPr>
-          <w:rFonts w:asciiTheme="majorHAnsi" w:hAnsiTheme="majorHAnsi" w:cstheme="majorHAnsi"/>
-        </w:rPr>
-      </w:pPr>
-    </w:p>
-    <w:p>
-      <w:pPr>
-        <w:rPr>
-          <w:rFonts w:asciiTheme="majorHAnsi" w:hAnsiTheme="majorHAnsi" w:cstheme="majorHAnsi"/>
-        </w:rPr>
-      </w:pPr>
-    </w:p>
-    <w:p>
-      <w:pPr>
-        <w:rPr>
-          <w:rFonts w:asciiTheme="majorHAnsi" w:hAnsiTheme="majorHAnsi" w:cstheme="majorHAnsi"/>
-        </w:rPr>
-      </w:pPr>
-    </w:p>
-    <w:p>
-      <w:pPr>
-        <w:rPr>
-          <w:rFonts w:asciiTheme="majorHAnsi" w:hAnsiTheme="majorHAnsi" w:cstheme="majorHAnsi"/>
-        </w:rPr>
-      </w:pPr>
-    </w:p>
-    <w:p>
-      <w:pPr>
-        <w:jc w:val="right"/>
-        <w:rPr>
-          <w:rFonts w:asciiTheme="majorHAnsi" w:hAnsiTheme="majorHAnsi" w:cstheme="majorHAnsi"/>
-        </w:rPr>
-      </w:pPr>
+      <w:r>
+        <w:rPr>
+          <w:rFonts w:asciiTheme="majorHAnsi" w:hAnsiTheme="majorHAnsi" w:cstheme="majorHAnsi"/>
+        </w:rPr>
+        <w:t xml:space="preserve">Trust that my teammates when assigned a task within certain time constraints have the sense of responsibility on delivering their part </w:t>
+      </w:r>
+      <w:proofErr w:type="gramStart"/>
+      <w:r>
+        <w:rPr>
+          <w:rFonts w:asciiTheme="majorHAnsi" w:hAnsiTheme="majorHAnsi" w:cstheme="majorHAnsi"/>
+        </w:rPr>
+        <w:t>in order for</w:t>
+      </w:r>
+      <w:proofErr w:type="gramEnd"/>
+      <w:r>
+        <w:rPr>
+          <w:rFonts w:asciiTheme="majorHAnsi" w:hAnsiTheme="majorHAnsi" w:cstheme="majorHAnsi"/>
+        </w:rPr>
+        <w:t xml:space="preserve"> the team to accomplish the shared goal.</w:t>
+      </w:r>
     </w:p>
     <w:p>
       <w:pPr>
@@ -1044,7 +1224,7 @@
 </file>
 
 <file path=word/numbering.xml><?xml version="1.0" encoding="utf-8"?>
-<w:numbering xmlns:wpc="http://schemas.microsoft.com/office/word/2010/wordprocessingCanvas" xmlns:cx="http://schemas.microsoft.com/office/drawing/2014/chartex" xmlns:cx1="http://schemas.microsoft.com/office/drawing/2015/9/8/chartex" xmlns:cx2="http://schemas.microsoft.com/office/drawing/2015/10/21/chartex" xmlns:cx3="http://schemas.microsoft.com/office/drawing/2016/5/9/chartex" xmlns:cx4="http://schemas.microsoft.com/office/drawing/2016/5/10/chartex" xmlns:cx5="http://schemas.microsoft.com/office/drawing/2016/5/11/chartex" xmlns:cx6="http://schemas.microsoft.com/office/drawing/2016/5/12/chartex" xmlns:cx7="http://schemas.microsoft.com/office/drawing/2016/5/13/chartex" xmlns:cx8="http://schemas.microsoft.com/office/drawing/2016/5/14/chartex" xmlns:mc="http://schemas.openxmlformats.org/markup-compatibility/2006" xmlns:aink="http://schemas.microsoft.com/office/drawing/2016/ink" xmlns:am3d="http://schemas.microsoft.com/office/drawing/2017/model3d" xmlns:o="urn:schemas-microsoft-com:office:office" xmlns:oel="http://schemas.microsoft.com/office/2019/extlst" xmlns:r="http://schemas.openxmlformats.org/officeDocument/2006/relationships" xmlns:m="http://schemas.openxmlformats.org/officeDocument/2006/math" xmlns:v="urn:schemas-microsoft-com:vml" xmlns:wp14="http://schemas.microsoft.com/office/word/2010/wordprocessingDrawing" xmlns:wp="http://schemas.openxmlformats.org/drawingml/2006/wordprocessingDrawing" xmlns:w10="urn:schemas-microsoft-com:office:word" xmlns:w="http://schemas.openxmlformats.org/wordprocessingml/2006/main" xmlns:w14="http://schemas.microsoft.com/office/word/2010/wordml" xmlns:w15="http://schemas.microsoft.com/office/word/2012/wordml" xmlns:w16cex="http://schemas.microsoft.com/office/word/2018/wordml/cex" xmlns:w16cid="http://schemas.microsoft.com/office/word/2016/wordml/cid" xmlns:w16="http://schemas.microsoft.com/office/word/2018/wordml" xmlns:w16sdtdh="http://schemas.microsoft.com/office/word/2020/wordml/sdtdatahash" xmlns:w16se="http://schemas.microsoft.com/office/word/2015/wordml/symex" xmlns:wpg="http://schemas.microsoft.com/office/word/2010/wordprocessingGroup" xmlns:wpi="http://schemas.microsoft.com/office/word/2010/wordprocessingInk" xmlns:wne="http://schemas.microsoft.com/office/word/2006/wordml" xmlns:wps="http://schemas.microsoft.com/office/word/2010/wordprocessingShape" mc:Ignorable="w14 w15 w16se w16cid w16 w16cex w16sdtdh wp14">
+<w:numbering xmlns:wpc="http://schemas.microsoft.com/office/word/2010/wordprocessingCanvas" xmlns:cx="http://schemas.microsoft.com/office/drawing/2014/chartex" xmlns:cx1="http://schemas.microsoft.com/office/drawing/2015/9/8/chartex" xmlns:cx2="http://schemas.microsoft.com/office/drawing/2015/10/21/chartex" xmlns:cx3="http://schemas.microsoft.com/office/drawing/2016/5/9/chartex" xmlns:cx4="http://schemas.microsoft.com/office/drawing/2016/5/10/chartex" xmlns:cx5="http://schemas.microsoft.com/office/drawing/2016/5/11/chartex" xmlns:cx6="http://schemas.microsoft.com/office/drawing/2016/5/12/chartex" xmlns:cx7="http://schemas.microsoft.com/office/drawing/2016/5/13/chartex" xmlns:cx8="http://schemas.microsoft.com/office/drawing/2016/5/14/chartex" xmlns:mc="http://schemas.openxmlformats.org/markup-compatibility/2006" xmlns:aink="http://schemas.microsoft.com/office/drawing/2016/ink" xmlns:am3d="http://schemas.microsoft.com/office/drawing/2017/model3d" xmlns:o="urn:schemas-microsoft-com:office:office" xmlns:oel="http://schemas.microsoft.com/office/2019/extlst" xmlns:r="http://schemas.openxmlformats.org/officeDocument/2006/relationships" xmlns:m="http://schemas.openxmlformats.org/officeDocument/2006/math" xmlns:v="urn:schemas-microsoft-com:vml" xmlns:wp14="http://schemas.microsoft.com/office/word/2010/wordprocessingDrawing" xmlns:wp="http://schemas.openxmlformats.org/drawingml/2006/wordprocessingDrawing" xmlns:w10="urn:schemas-microsoft-com:office:word" xmlns:w="http://schemas.openxmlformats.org/wordprocessingml/2006/main" xmlns:w14="http://schemas.microsoft.com/office/word/2010/wordml" xmlns:w15="http://schemas.microsoft.com/office/word/2012/wordml" xmlns:w16cex="http://schemas.microsoft.com/office/word/2018/wordml/cex" xmlns:w16cid="http://schemas.microsoft.com/office/word/2016/wordml/cid" xmlns:w16="http://schemas.microsoft.com/office/word/2018/wordml" xmlns:w16du="http://schemas.microsoft.com/office/word/2023/wordml/word16du" xmlns:w16sdtdh="http://schemas.microsoft.com/office/word/2020/wordml/sdtdatahash" xmlns:w16sdtfl="http://schemas.microsoft.com/office/word/2024/wordml/sdtformatlock" xmlns:w16se="http://schemas.microsoft.com/office/word/2015/wordml/symex" xmlns:wpg="http://schemas.microsoft.com/office/word/2010/wordprocessingGroup" xmlns:wpi="http://schemas.microsoft.com/office/word/2010/wordprocessingInk" xmlns:wne="http://schemas.microsoft.com/office/word/2006/wordml" xmlns:wps="http://schemas.microsoft.com/office/word/2010/wordprocessingShape" mc:Ignorable="w14 w15 w16se w16cid w16 w16cex w16sdtdh w16sdtfl w16du wp14">
   <w:abstractNum w:abstractNumId="0" w15:restartNumberingAfterBreak="0">
     <w:nsid w:val="461C670D"/>
     <w:multiLevelType w:val="hybridMultilevel"/>
@@ -1141,7 +1321,7 @@
 </file>
 
 <file path=word/styles.xml><?xml version="1.0" encoding="utf-8"?>
-<w:styles xmlns:mc="http://schemas.openxmlformats.org/markup-compatibility/2006" xmlns:r="http://schemas.openxmlformats.org/officeDocument/2006/relationships" xmlns:w="http://schemas.openxmlformats.org/wordprocessingml/2006/main" xmlns:w14="http://schemas.microsoft.com/office/word/2010/wordml" xmlns:w15="http://schemas.microsoft.com/office/word/2012/wordml" xmlns:w16cex="http://schemas.microsoft.com/office/word/2018/wordml/cex" xmlns:w16cid="http://schemas.microsoft.com/office/word/2016/wordml/cid" xmlns:w16="http://schemas.microsoft.com/office/word/2018/wordml" xmlns:w16sdtdh="http://schemas.microsoft.com/office/word/2020/wordml/sdtdatahash" xmlns:w16se="http://schemas.microsoft.com/office/word/2015/wordml/symex" mc:Ignorable="w14 w15 w16se w16cid w16 w16cex w16sdtdh">
+<w:styles xmlns:mc="http://schemas.openxmlformats.org/markup-compatibility/2006" xmlns:r="http://schemas.openxmlformats.org/officeDocument/2006/relationships" xmlns:w="http://schemas.openxmlformats.org/wordprocessingml/2006/main" xmlns:w14="http://schemas.microsoft.com/office/word/2010/wordml" xmlns:w15="http://schemas.microsoft.com/office/word/2012/wordml" xmlns:w16cex="http://schemas.microsoft.com/office/word/2018/wordml/cex" xmlns:w16cid="http://schemas.microsoft.com/office/word/2016/wordml/cid" xmlns:w16="http://schemas.microsoft.com/office/word/2018/wordml" xmlns:w16du="http://schemas.microsoft.com/office/word/2023/wordml/word16du" xmlns:w16sdtdh="http://schemas.microsoft.com/office/word/2020/wordml/sdtdatahash" xmlns:w16sdtfl="http://schemas.microsoft.com/office/word/2024/wordml/sdtformatlock" xmlns:w16se="http://schemas.microsoft.com/office/word/2015/wordml/symex" mc:Ignorable="w14 w15 w16se w16cid w16 w16cex w16sdtdh w16sdtfl w16du">
   <w:docDefaults>
     <w:rPrDefault>
       <w:rPr>
